--- a/docs/phase1/dbmigrate/iteration4/MigrationExportReport4.docx
+++ b/docs/phase1/dbmigrate/iteration4/MigrationExportReport4.docx
@@ -94,7 +94,7 @@
         <w:spacing w:after="40"/>
       </w:pPr>
       <w:r>
-        <w:t xml:space="preserve">Run date (UTC): 2026-09-23 18:54:36</w:t>
+        <w:t xml:space="preserve">Run date (UTC): 2026-09-24 09:37:19</w:t>
       </w:r>
     </w:p>
     <w:p>
@@ -118,7 +118,7 @@
         <w:spacing w:after="240"/>
       </w:pPr>
       <w:r>
-        <w:t xml:space="preserve">Tooling version: git commit 83f849d</w:t>
+        <w:t xml:space="preserve">Tooling version: git commit dde75c0</w:t>
       </w:r>
     </w:p>
     <w:p>
@@ -8250,7 +8250,7 @@
     </w:p>
     <w:p>
       <w:r>
-        <w:t xml:space="preserve">Every users row had its password hash and security stamp set to NULL, and a new must_reset_password column set to true. This is a deliberate one-time-bootstrap policy: forcing a password reset at first login means no usable legacy credential is carried into the target at all (docs/DATA_MIGRATION.md 5.2). Nothing else in the users table, or in any other table, was changed.</w:t>
+        <w:t xml:space="preserve">Every users row had its password hash and security stamp set to NULL, and a new must_reset_password column set to true. This is a deliberate one-time-bootstrap policy: forcing a password reset at first login means no usable legacy credential is carried into the target at all (docs/phase1/dbmigrate/DATA_MIGRATION.md 5.2). Nothing else in the users table, or in any other table, was changed.</w:t>
       </w:r>
     </w:p>
     <w:tbl>
@@ -8542,7 +8542,7 @@
           <w:b/>
           <w:color w:val="1F3864"/>
         </w:rPr>
-        <w:t xml:space="preserve">tools\dbmigrate\iteration4\dbmigrate4.cmd all --target postgres</w:t>
+        <w:t xml:space="preserve">tools\phase1\dbmigrate\iteration4\dbmigrate4.cmd all --target postgres</w:t>
       </w:r>
     </w:p>
     <w:p>
@@ -8645,7 +8645,7 @@
               <w:pStyle w:val="TableText"/>
             </w:pPr>
             <w:r>
-              <w:t xml:space="preserve">83f849d</w:t>
+              <w:t xml:space="preserve">dde75c0</w:t>
             </w:r>
           </w:p>
         </w:tc>
@@ -8711,7 +8711,7 @@
               <w:pStyle w:val="TableText"/>
             </w:pPr>
             <w:r>
-              <w:t xml:space="preserve">2026-09-23 18:54:36</w:t>
+              <w:t xml:space="preserve">2026-09-24 09:37:19</w:t>
             </w:r>
           </w:p>
         </w:tc>
@@ -8790,7 +8790,7 @@
     </w:p>
     <w:p>
       <w:r>
-        <w:t xml:space="preserve">Hand-off to iteration 5: after a successful export, copy 01-schema.sql, 02-data-sanitized.sql and source-metadata.json into tools\dbmigrate\iteration5\input\ and commit them. Iteration 5 (Linux, Docker) reads only that folder. See docs/dbmigrate/iteration5/ITERATION5_PLAN.md.</w:t>
+        <w:t xml:space="preserve">Hand-off to iteration 5: after a successful export, copy 01-schema.sql, 02-data-sanitized.sql and source-metadata.json into tools\phase1\dbmigrate\iteration5\input\ and commit them. Iteration 5 (Linux, Docker) reads only that folder. See docs/phase1/dbmigrate/iteration5/README.md.</w:t>
       </w:r>
     </w:p>
     <w:p>
@@ -9310,7 +9310,7 @@
       <w:jc w:val="center"/>
     </w:pPr>
     <w:r>
-      <w:t xml:space="preserve">Commit 83f849d | 2026-09-23 18:54:36 UTC   |   Page </w:t>
+      <w:t xml:space="preserve">Commit dde75c0 | 2026-09-24 09:37:19 UTC   |   Page </w:t>
     </w:r>
     <w:r>
       <w:fldChar w:fldCharType="begin"/>

--- a/docs/phase1/dbmigrate/iteration4/MigrationExportReport4.docx
+++ b/docs/phase1/dbmigrate/iteration4/MigrationExportReport4.docx
@@ -94,7 +94,7 @@
         <w:spacing w:after="40"/>
       </w:pPr>
       <w:r>
-        <w:t xml:space="preserve">Run date (UTC): 2026-09-24 09:37:19</w:t>
+        <w:t xml:space="preserve">Run date (UTC): 2026-09-24 12:43:46</w:t>
       </w:r>
     </w:p>
     <w:p>
@@ -118,7 +118,7 @@
         <w:spacing w:after="240"/>
       </w:pPr>
       <w:r>
-        <w:t xml:space="preserve">Tooling version: git commit dde75c0</w:t>
+        <w:t xml:space="preserve">Tooling version: git commit 1261f5f</w:t>
       </w:r>
     </w:p>
     <w:p>
@@ -8645,7 +8645,7 @@
               <w:pStyle w:val="TableText"/>
             </w:pPr>
             <w:r>
-              <w:t xml:space="preserve">dde75c0</w:t>
+              <w:t xml:space="preserve">1261f5f</w:t>
             </w:r>
           </w:p>
         </w:tc>
@@ -8711,7 +8711,7 @@
               <w:pStyle w:val="TableText"/>
             </w:pPr>
             <w:r>
-              <w:t xml:space="preserve">2026-09-24 09:37:19</w:t>
+              <w:t xml:space="preserve">2026-09-24 12:43:46</w:t>
             </w:r>
           </w:p>
         </w:tc>
@@ -9310,7 +9310,7 @@
       <w:jc w:val="center"/>
     </w:pPr>
     <w:r>
-      <w:t xml:space="preserve">Commit dde75c0 | 2026-09-24 09:37:19 UTC   |   Page </w:t>
+      <w:t xml:space="preserve">Commit 1261f5f | 2026-09-24 12:43:46 UTC   |   Page </w:t>
     </w:r>
     <w:r>
       <w:fldChar w:fldCharType="begin"/>
